--- a/docs/inventory/krolikovodstvo/docx/T05-slaughter-processing.docx
+++ b/docs/inventory/krolikovodstvo/docx/T05-slaughter-processing.docx
@@ -66,6 +66,109 @@
     </w:p>
     <w:p>
       <w:r>
+        <w:t>Ссылки на исходный ТЭО (файл:строка):</w:t>
+      </w:r>
+    </w:p>
+    <w:p>
+      <w:r>
+        <w:rPr>
+          <w:rFonts w:ascii="Consolas" w:hAnsi="Consolas"/>
+          <w:color w:val="1A568E"/>
+          <w:sz w:val="18"/>
+        </w:rPr>
+        <w:t>↳ docs/graphify-corpus/01-vvedenie-i-resume.md:95–101</w:t>
+      </w:r>
+    </w:p>
+    <w:p>
+      <w:r>
+        <w:rPr>
+          <w:rFonts w:ascii="Consolas" w:hAnsi="Consolas"/>
+          <w:color w:val="1A568E"/>
+          <w:sz w:val="18"/>
+        </w:rPr>
+        <w:t>↳ docs/graphify-corpus/01-vvedenie-i-resume.md:178–184</w:t>
+      </w:r>
+    </w:p>
+    <w:p>
+      <w:r>
+        <w:rPr>
+          <w:rFonts w:ascii="Consolas" w:hAnsi="Consolas"/>
+          <w:color w:val="1A568E"/>
+          <w:sz w:val="18"/>
+        </w:rPr>
+        <w:t>↳ docs/graphify-corpus/01-vvedenie-i-resume.md:230–238</w:t>
+      </w:r>
+    </w:p>
+    <w:p>
+      <w:r>
+        <w:rPr>
+          <w:rFonts w:ascii="Consolas" w:hAnsi="Consolas"/>
+          <w:color w:val="1A568E"/>
+          <w:sz w:val="18"/>
+        </w:rPr>
+        <w:t>↳ docs/graphify-corpus/01-vvedenie-i-resume.md:401–407</w:t>
+      </w:r>
+    </w:p>
+    <w:p>
+      <w:r>
+        <w:rPr>
+          <w:rFonts w:ascii="Consolas" w:hAnsi="Consolas"/>
+          <w:color w:val="1A568E"/>
+          <w:sz w:val="18"/>
+        </w:rPr>
+        <w:t>↳ docs/graphify-corpus/01-vvedenie-i-resume.md:805–811</w:t>
+      </w:r>
+    </w:p>
+    <w:p>
+      <w:r>
+        <w:rPr>
+          <w:rFonts w:ascii="Consolas" w:hAnsi="Consolas"/>
+          <w:color w:val="1A568E"/>
+          <w:sz w:val="18"/>
+        </w:rPr>
+        <w:t>↳ docs/graphify-corpus/01-vvedenie-i-resume.md:917–923</w:t>
+      </w:r>
+    </w:p>
+    <w:p>
+      <w:r>
+        <w:rPr>
+          <w:rFonts w:ascii="Consolas" w:hAnsi="Consolas"/>
+          <w:color w:val="1A568E"/>
+          <w:sz w:val="18"/>
+        </w:rPr>
+        <w:t>↳ docs/graphify-corpus/01-vvedenie-i-resume.md:968–974</w:t>
+      </w:r>
+    </w:p>
+    <w:p>
+      <w:r>
+        <w:rPr>
+          <w:rFonts w:ascii="Consolas" w:hAnsi="Consolas"/>
+          <w:color w:val="1A568E"/>
+          <w:sz w:val="18"/>
+        </w:rPr>
+        <w:t>↳ docs/graphify-corpus/01-vvedenie-i-resume.md:1065–1071</w:t>
+      </w:r>
+    </w:p>
+    <w:p>
+      <w:r>
+        <w:rPr>
+          <w:rFonts w:ascii="Consolas" w:hAnsi="Consolas"/>
+          <w:color w:val="1A568E"/>
+          <w:sz w:val="18"/>
+        </w:rPr>
+        <w:t>↳ docs/graphify-corpus/01-vvedenie-i-resume.md:1689–1695</w:t>
+      </w:r>
+    </w:p>
+    <w:p>
+      <w:pPr>
+        <w:pStyle w:val="Heading3"/>
+      </w:pPr>
+      <w:r>
+        <w:t>Фрагмент docs/graphify-corpus/01-vvedenie-i-resume.md:95–101</w:t>
+      </w:r>
+    </w:p>
+    <w:p>
+      <w:r>
         <w:t>Объем производства мясо. На сегодняшний день потребность населения РФ в мясе составляет 83,0 кг на душу населения. При этом имеется спрос на мясо в размере 12,1 млн. тонн.</w:t>
       </w:r>
     </w:p>
@@ -77,6 +180,14 @@
     <w:p>
       <w:r>
         <w:t>Аннотация проекта</w:t>
+      </w:r>
+    </w:p>
+    <w:p>
+      <w:pPr>
+        <w:pStyle w:val="Heading3"/>
+      </w:pPr>
+      <w:r>
+        <w:t>Фрагмент docs/graphify-corpus/01-vvedenie-i-resume.md:178–184</w:t>
       </w:r>
     </w:p>
     <w:p>
@@ -95,6 +206,14 @@
         <w:t>Мы планируем применить качественные современные европейские технологии, основанные на последних инновационных разработках, которые являются энергоэффективными и долговечными.</w:t>
         <w:br/>
         <w:t>Данный проект разработан на основе изучения итальянских технологий по разведению и выращиванию кроликов, крупного и малого рогатого скота, а также осетровых рыб, включая белугу.</w:t>
+      </w:r>
+    </w:p>
+    <w:p>
+      <w:pPr>
+        <w:pStyle w:val="Heading3"/>
+      </w:pPr>
+      <w:r>
+        <w:t>Фрагмент docs/graphify-corpus/01-vvedenie-i-resume.md:230–238</w:t>
       </w:r>
     </w:p>
     <w:p>
@@ -120,6 +239,14 @@
       </w:r>
     </w:p>
     <w:p>
+      <w:pPr>
+        <w:pStyle w:val="Heading3"/>
+      </w:pPr>
+      <w:r>
+        <w:t>Фрагмент docs/graphify-corpus/01-vvedenie-i-resume.md:401–407</w:t>
+      </w:r>
+    </w:p>
+    <w:p>
       <w:r>
         <w:t>Срок реализации проекта: 2025–2028 годы включительно.</w:t>
       </w:r>
@@ -134,6 +261,14 @@
         <w:t>Кроме того, планируем установить установку для компостирования, предназначенную для переработки навоза животных и отходов с боен. Это оборудование позволяет производить высококачественный компост, который является натуральным удобрением. Производственная мощность будет составлять 43 800,0 тонн в год.</w:t>
         <w:br/>
         <w:t>Мы планируем установить на крышах кролиководческих ферм солнечные фотоэлектрические панели в комплекте с аккумуляторными батареями.</w:t>
+      </w:r>
+    </w:p>
+    <w:p>
+      <w:pPr>
+        <w:pStyle w:val="Heading3"/>
+      </w:pPr>
+      <w:r>
+        <w:t>Фрагмент docs/graphify-corpus/01-vvedenie-i-resume.md:805–811</w:t>
       </w:r>
     </w:p>
     <w:p>
@@ -152,6 +287,14 @@
       </w:r>
     </w:p>
     <w:p>
+      <w:pPr>
+        <w:pStyle w:val="Heading3"/>
+      </w:pPr>
+      <w:r>
+        <w:t>Фрагмент docs/graphify-corpus/01-vvedenie-i-resume.md:917–923</w:t>
+      </w:r>
+    </w:p>
+    <w:p>
       <w:r>
         <w:t>Отходы от убоя перерабатываются на желатиновом заводе для производства желатина.</w:t>
       </w:r>
@@ -165,6 +308,14 @@
         <w:t>Это позволит значительно снизить себестоимость производства мяса. Годовая чистая прибыль от переработки побочных продуктов и отходов животноводства (натуральная кожа, халяльный желатин, кровяная мука) при полной производственной мощности составляет 5,6 млрд. рублей, в то время как годовые производственные затраты (кроме амортизационных отчислений) на производство мяса составляют 5,8 млрд.рублей. Таким образом, чистая прибыль от переработки почти полностью покрывает все затраты на производство мяса. Таким образом, себестоимость производства мяса будет сведена к нулю.</w:t>
         <w:br/>
         <w:t>Организация производства халяльных продуктов. Непригодная к переработке кожа, лапы, голова скота будет использована для производства халяльного желатина. В настоящее время существует значительный спрос на халяльный желатин в странах Азии.</w:t>
+      </w:r>
+    </w:p>
+    <w:p>
+      <w:pPr>
+        <w:pStyle w:val="Heading3"/>
+      </w:pPr>
+      <w:r>
+        <w:t>Фрагмент docs/graphify-corpus/01-vvedenie-i-resume.md:968–974</w:t>
       </w:r>
     </w:p>
     <w:p>
@@ -186,6 +337,14 @@
       </w:r>
     </w:p>
     <w:p>
+      <w:pPr>
+        <w:pStyle w:val="Heading3"/>
+      </w:pPr>
+      <w:r>
+        <w:t>Фрагмент docs/graphify-corpus/01-vvedenie-i-resume.md:1065–1071</w:t>
+      </w:r>
+    </w:p>
+    <w:p>
       <w:r>
         <w:t>Водоснабжение – 21,0 м3/час. Источник: собственная артезианская скважина.</w:t>
         <w:br/>
@@ -202,6 +361,14 @@
         <w:t>Производственная мощность:</w:t>
         <w:br/>
         <w:t>2 400,0 голов в час;</w:t>
+      </w:r>
+    </w:p>
+    <w:p>
+      <w:pPr>
+        <w:pStyle w:val="Heading3"/>
+      </w:pPr>
+      <w:r>
+        <w:t>Фрагмент docs/graphify-corpus/01-vvedenie-i-resume.md:1689–1695</w:t>
       </w:r>
     </w:p>
     <w:p>
@@ -228,6 +395,79 @@
       </w:pPr>
       <w:r>
         <w:t>Источник: docs/graphify-corpus/03-proizvodstvo-i-tehnologii.md</w:t>
+      </w:r>
+    </w:p>
+    <w:p>
+      <w:r>
+        <w:t>Ссылки на исходный ТЭО (файл:строка):</w:t>
+      </w:r>
+    </w:p>
+    <w:p>
+      <w:r>
+        <w:rPr>
+          <w:rFonts w:ascii="Consolas" w:hAnsi="Consolas"/>
+          <w:color w:val="1A568E"/>
+          <w:sz w:val="18"/>
+        </w:rPr>
+        <w:t>↳ docs/graphify-corpus/03-proizvodstvo-i-tehnologii.md:1428–1439</w:t>
+      </w:r>
+    </w:p>
+    <w:p>
+      <w:r>
+        <w:rPr>
+          <w:rFonts w:ascii="Consolas" w:hAnsi="Consolas"/>
+          <w:color w:val="1A568E"/>
+          <w:sz w:val="18"/>
+        </w:rPr>
+        <w:t>↳ docs/graphify-corpus/03-proizvodstvo-i-tehnologii.md:1460–1461</w:t>
+      </w:r>
+    </w:p>
+    <w:p>
+      <w:r>
+        <w:rPr>
+          <w:rFonts w:ascii="Consolas" w:hAnsi="Consolas"/>
+          <w:color w:val="1A568E"/>
+          <w:sz w:val="18"/>
+        </w:rPr>
+        <w:t>↳ docs/graphify-corpus/03-proizvodstvo-i-tehnologii.md:1464–1468</w:t>
+      </w:r>
+    </w:p>
+    <w:p>
+      <w:r>
+        <w:rPr>
+          <w:rFonts w:ascii="Consolas" w:hAnsi="Consolas"/>
+          <w:color w:val="1A568E"/>
+          <w:sz w:val="18"/>
+        </w:rPr>
+        <w:t>↳ docs/graphify-corpus/03-proizvodstvo-i-tehnologii.md:1471–1473</w:t>
+      </w:r>
+    </w:p>
+    <w:p>
+      <w:r>
+        <w:rPr>
+          <w:rFonts w:ascii="Consolas" w:hAnsi="Consolas"/>
+          <w:color w:val="1A568E"/>
+          <w:sz w:val="18"/>
+        </w:rPr>
+        <w:t>↳ docs/graphify-corpus/03-proizvodstvo-i-tehnologii.md:1476–1477</w:t>
+      </w:r>
+    </w:p>
+    <w:p>
+      <w:r>
+        <w:rPr>
+          <w:rFonts w:ascii="Consolas" w:hAnsi="Consolas"/>
+          <w:color w:val="1A568E"/>
+          <w:sz w:val="18"/>
+        </w:rPr>
+        <w:t>↳ docs/graphify-corpus/03-proizvodstvo-i-tehnologii.md:1483</w:t>
+      </w:r>
+    </w:p>
+    <w:p>
+      <w:pPr>
+        <w:pStyle w:val="Heading3"/>
+      </w:pPr>
+      <w:r>
+        <w:t>Фрагмент docs/graphify-corpus/03-proizvodstvo-i-tehnologii.md:1428–1439</w:t>
       </w:r>
     </w:p>
     <w:p>
@@ -268,8 +508,11 @@
       </w:r>
     </w:p>
     <w:p>
+      <w:pPr>
+        <w:pStyle w:val="Heading3"/>
+      </w:pPr>
       <w:r>
-        <w:t>---</w:t>
+        <w:t>Фрагмент docs/graphify-corpus/03-proizvodstvo-i-tehnologii.md:1460–1461</w:t>
       </w:r>
     </w:p>
     <w:p>
@@ -288,8 +531,11 @@
       </w:r>
     </w:p>
     <w:p>
+      <w:pPr>
+        <w:pStyle w:val="Heading3"/>
+      </w:pPr>
       <w:r>
-        <w:t>---</w:t>
+        <w:t>Фрагмент docs/graphify-corpus/03-proizvodstvo-i-tehnologii.md:1464–1468</w:t>
       </w:r>
     </w:p>
     <w:p>
@@ -314,8 +560,11 @@
       </w:r>
     </w:p>
     <w:p>
+      <w:pPr>
+        <w:pStyle w:val="Heading3"/>
+      </w:pPr>
       <w:r>
-        <w:t>---</w:t>
+        <w:t>Фрагмент docs/graphify-corpus/03-proizvodstvo-i-tehnologii.md:1471–1473</w:t>
       </w:r>
     </w:p>
     <w:p>
@@ -336,8 +585,11 @@
       </w:r>
     </w:p>
     <w:p>
+      <w:pPr>
+        <w:pStyle w:val="Heading3"/>
+      </w:pPr>
       <w:r>
-        <w:t>---</w:t>
+        <w:t>Фрагмент docs/graphify-corpus/03-proizvodstvo-i-tehnologii.md:1476–1477</w:t>
       </w:r>
     </w:p>
     <w:p>
@@ -356,8 +608,11 @@
       </w:r>
     </w:p>
     <w:p>
+      <w:pPr>
+        <w:pStyle w:val="Heading3"/>
+      </w:pPr>
       <w:r>
-        <w:t>---</w:t>
+        <w:t>Фрагмент docs/graphify-corpus/03-proizvodstvo-i-tehnologii.md:1483</w:t>
       </w:r>
     </w:p>
     <w:p>
@@ -374,6 +629,21 @@
       </w:pPr>
       <w:r>
         <w:t>Источник: docs/scenarios/baseline.yaml</w:t>
+      </w:r>
+    </w:p>
+    <w:p>
+      <w:r>
+        <w:t>Ссылки на исходный ТЭО (файл:строка):</w:t>
+      </w:r>
+    </w:p>
+    <w:p>
+      <w:r>
+        <w:rPr>
+          <w:rFonts w:ascii="Consolas" w:hAnsi="Consolas"/>
+          <w:color w:val="1A568E"/>
+          <w:sz w:val="18"/>
+        </w:rPr>
+        <w:t>↳ docs/scenarios/baseline.yaml:1–76</w:t>
       </w:r>
     </w:p>
     <w:p>

--- a/docs/inventory/krolikovodstvo/docx/T05-slaughter-processing.docx
+++ b/docs/inventory/krolikovodstvo/docx/T05-slaughter-processing.docx
@@ -409,7 +409,7 @@
           <w:color w:val="1A568E"/>
           <w:sz w:val="18"/>
         </w:rPr>
-        <w:t>↳ docs/graphify-corpus/03-proizvodstvo-i-tehnologii.md:1428–1439</w:t>
+        <w:t>↳ docs/graphify-corpus/03-proizvodstvo-i-tehnologii.md:1428–1440</w:t>
       </w:r>
     </w:p>
     <w:p>
@@ -419,7 +419,7 @@
           <w:color w:val="1A568E"/>
           <w:sz w:val="18"/>
         </w:rPr>
-        <w:t>↳ docs/graphify-corpus/03-proizvodstvo-i-tehnologii.md:1460–1461</w:t>
+        <w:t>↳ docs/graphify-corpus/03-proizvodstvo-i-tehnologii.md:1460–1462</w:t>
       </w:r>
     </w:p>
     <w:p>
@@ -429,7 +429,7 @@
           <w:color w:val="1A568E"/>
           <w:sz w:val="18"/>
         </w:rPr>
-        <w:t>↳ docs/graphify-corpus/03-proizvodstvo-i-tehnologii.md:1464–1468</w:t>
+        <w:t>↳ docs/graphify-corpus/03-proizvodstvo-i-tehnologii.md:1464–1469</w:t>
       </w:r>
     </w:p>
     <w:p>
@@ -439,7 +439,7 @@
           <w:color w:val="1A568E"/>
           <w:sz w:val="18"/>
         </w:rPr>
-        <w:t>↳ docs/graphify-corpus/03-proizvodstvo-i-tehnologii.md:1471–1473</w:t>
+        <w:t>↳ docs/graphify-corpus/03-proizvodstvo-i-tehnologii.md:1471–1474</w:t>
       </w:r>
     </w:p>
     <w:p>
@@ -449,7 +449,7 @@
           <w:color w:val="1A568E"/>
           <w:sz w:val="18"/>
         </w:rPr>
-        <w:t>↳ docs/graphify-corpus/03-proizvodstvo-i-tehnologii.md:1476–1477</w:t>
+        <w:t>↳ docs/graphify-corpus/03-proizvodstvo-i-tehnologii.md:1476–1478</w:t>
       </w:r>
     </w:p>
     <w:p>
@@ -467,7 +467,7 @@
         <w:pStyle w:val="Heading3"/>
       </w:pPr>
       <w:r>
-        <w:t>Фрагмент docs/graphify-corpus/03-proizvodstvo-i-tehnologii.md:1428–1439</w:t>
+        <w:t>Фрагмент docs/graphify-corpus/03-proizvodstvo-i-tehnologii.md:1428–1440</w:t>
       </w:r>
     </w:p>
     <w:p>
@@ -512,7 +512,7 @@
         <w:pStyle w:val="Heading3"/>
       </w:pPr>
       <w:r>
-        <w:t>Фрагмент docs/graphify-corpus/03-proizvodstvo-i-tehnologii.md:1460–1461</w:t>
+        <w:t>Фрагмент docs/graphify-corpus/03-proizvodstvo-i-tehnologii.md:1460–1462</w:t>
       </w:r>
     </w:p>
     <w:p>
@@ -535,7 +535,7 @@
         <w:pStyle w:val="Heading3"/>
       </w:pPr>
       <w:r>
-        <w:t>Фрагмент docs/graphify-corpus/03-proizvodstvo-i-tehnologii.md:1464–1468</w:t>
+        <w:t>Фрагмент docs/graphify-corpus/03-proizvodstvo-i-tehnologii.md:1464–1469</w:t>
       </w:r>
     </w:p>
     <w:p>
@@ -564,7 +564,7 @@
         <w:pStyle w:val="Heading3"/>
       </w:pPr>
       <w:r>
-        <w:t>Фрагмент docs/graphify-corpus/03-proizvodstvo-i-tehnologii.md:1471–1473</w:t>
+        <w:t>Фрагмент docs/graphify-corpus/03-proizvodstvo-i-tehnologii.md:1471–1474</w:t>
       </w:r>
     </w:p>
     <w:p>
@@ -589,7 +589,7 @@
         <w:pStyle w:val="Heading3"/>
       </w:pPr>
       <w:r>
-        <w:t>Фрагмент docs/graphify-corpus/03-proizvodstvo-i-tehnologii.md:1476–1477</w:t>
+        <w:t>Фрагмент docs/graphify-corpus/03-proizvodstvo-i-tehnologii.md:1476–1478</w:t>
       </w:r>
     </w:p>
     <w:p>

--- a/docs/inventory/krolikovodstvo/docx/T05-slaughter-processing.docx
+++ b/docs/inventory/krolikovodstvo/docx/T05-slaughter-processing.docx
@@ -394,7 +394,7 @@
         <w:pStyle w:val="Heading2"/>
       </w:pPr>
       <w:r>
-        <w:t>Источник: docs/graphify-corpus/03-proizvodstvo-i-tehnologii.md</w:t>
+        <w:t>Источник: docs/graphify-corpus/03-proizvodstvo-i-tehnologii.md («Выход мяса» — пустой заголовок; текст под «Оценка доброкачественности»)</w:t>
       </w:r>
     </w:p>
     <w:p>
@@ -460,6 +460,16 @@
           <w:sz w:val="18"/>
         </w:rPr>
         <w:t>↳ docs/graphify-corpus/03-proizvodstvo-i-tehnologii.md:1483</w:t>
+      </w:r>
+    </w:p>
+    <w:p>
+      <w:r>
+        <w:rPr>
+          <w:rFonts w:ascii="Consolas" w:hAnsi="Consolas"/>
+          <w:color w:val="1A568E"/>
+          <w:sz w:val="18"/>
+        </w:rPr>
+        <w:t>↳ docs/graphify-corpus/03-proizvodstvo-i-tehnologii.md:1485–1496</w:t>
       </w:r>
     </w:p>
     <w:p>
@@ -621,6 +631,48 @@
       </w:pPr>
       <w:r>
         <w:t>Выход мяса с кролика (средний выход)</w:t>
+      </w:r>
+    </w:p>
+    <w:p>
+      <w:pPr>
+        <w:pStyle w:val="Heading3"/>
+      </w:pPr>
+      <w:r>
+        <w:t>Фрагмент docs/graphify-corpus/03-proizvodstvo-i-tehnologii.md:1485–1496</w:t>
+      </w:r>
+    </w:p>
+    <w:p>
+      <w:pPr>
+        <w:pStyle w:val="Heading3"/>
+      </w:pPr>
+      <w:r>
+        <w:t>Оценка доброкачественности мяса</w:t>
+      </w:r>
+    </w:p>
+    <w:p>
+      <w:r>
+        <w:t>При переработке кроликов полученную продукцию разделяют на две категории:</w:t>
+      </w:r>
+    </w:p>
+    <w:p>
+      <w:r>
+        <w:t>Основная. К этой группе относится мясо и печень, пух и шкурки.</w:t>
+        <w:br/>
+        <w:t>Побочная. Это все компоненты, полученные после убоя животного, которые представляют меньшую ценность: кожа без меха, лапы, субпродукты (кроме печени), уши, хвост. Они применяются для изготовления удобрений, кормов, клея.</w:t>
+        <w:br/>
+        <w:t>Мясо кроликов высоко ценится, поскольку содержит мало жира и холестерина, поэтому относится к диетическим сортам. В нем минимальное количество пуриновых оснований (25 мг/100 г), оно хорошо связывает воду. Из него изготавливаются различные блюда, полуфабрикаты, консервы.</w:t>
+        <w:br/>
+        <w:t>Качественное мясо кролика должно соответствовать таким критериям:</w:t>
+        <w:br/>
+        <w:t>Цвет. Светлый, бледно-розовый, равномерный, без потемнений и кровоподтеков, следов обветривания.</w:t>
+        <w:br/>
+        <w:t>Консистенция. Плотная, упругая, с мышцами в виде тонких волокон. При надавливании на мясо образующаяся ямка быстро выравнивается.</w:t>
+        <w:br/>
+        <w:t>Запах. Специфический, чуть кисловатый, без посторонних оттенков.</w:t>
+        <w:br/>
+        <w:t>Пропорции. В тушке удельный вес съедобных частей и выход мяса высокий, кости тонкие. Она имеет компактные размеры.</w:t>
+        <w:br/>
+        <w:t>Самыми диетическими считаются кролики возрастом не более 2 месяцев. После того как они достигают веса в 2,5 кг у них начинается увеличение количества жировой ткани по отношению к мышечной, из-за чего диетические свойства снижаются.</w:t>
       </w:r>
     </w:p>
     <w:p>
